--- a/facilitator-guide-retro-mad-sad-glad.docx
+++ b/facilitator-guide-retro-mad-sad-glad.docx
@@ -205,25 +205,7 @@
         </w:numPr>
       </w:pPr>
       <w:r>
-        <w:t xml:space="preserve">Pick the </w:t>
-      </w:r>
-      <w:r>
-        <w:rPr>
-          <w:b/>
-        </w:rPr>
-        <w:t xml:space="preserve">sprint</w:t>
-      </w:r>
-      <w:r>
-        <w:t xml:space="preserve"> board (60 min) or </w:t>
-      </w:r>
-      <w:r>
-        <w:rPr>
-          <w:b/>
-        </w:rPr>
-        <w:t xml:space="preserve">quarter</w:t>
-      </w:r>
-      <w:r>
-        <w:t xml:space="preserve"> board (2 h) and print at A3, or load the SVG into Miro / Mural / FigJam</w:t>
+        <w:t xml:space="preserve">Print the board at A3, or load the SVG into Miro / Mural / FigJam. Write the period on the actions strip (sprint, month or quarter); allow about 60 min for a sprint and 2 h for a quarter</w:t>
       </w:r>
     </w:p>
     <w:p>
@@ -1091,7 +1073,7 @@
         <w:pStyle w:val="Small"/>
       </w:pPr>
       <w:r>
-        <w:t xml:space="preserve">Boards: https://eparker71.github.io/agile-ways-of-working/retro-board-mad-sad-glad-sprint.html  ·  Online guide: https://eparker71.github.io/agile-ways-of-working/facilitator-guide-retro-mad-sad-glad.html</w:t>
+        <w:t xml:space="preserve">Boards: https://eparker71.github.io/agile-ways-of-working/retro-board-mad-sad-glad.html  ·  Online guide: https://eparker71.github.io/agile-ways-of-working/facilitator-guide-retro-mad-sad-glad.html</w:t>
       </w:r>
     </w:p>
     <w:p>

--- a/facilitator-guide-retro-mad-sad-glad.docx
+++ b/facilitator-guide-retro-mad-sad-glad.docx
@@ -1066,6 +1066,92 @@
       </w:r>
       <w:r>
         <w:t xml:space="preserve">.</w:t>
+      </w:r>
+    </w:p>
+    <w:p>
+      <w:pPr>
+        <w:pStyle w:val="Heading1"/>
+      </w:pPr>
+      <w:r>
+        <w:t xml:space="preserve">Recreate it in your whiteboard</w:t>
+      </w:r>
+    </w:p>
+    <w:p>
+      <w:pPr>
+        <w:pStyle w:val="Small"/>
+      </w:pPr>
+      <w:r>
+        <w:t xml:space="preserve">Paste this into your whiteboard's AI assistant (for example Miro AI or Atlassian Rovo) or a general assistant, to get an editable, native version of the board. Results vary by tool, so expect to tidy it up. For an exact copy, import the SVG as a locked background instead.</w:t>
+      </w:r>
+    </w:p>
+    <w:p>
+      <w:r>
+        <w:t xml:space="preserve">Create an editable whiteboard for “Mad · Sad · Glad”, a workshop board.</w:t>
+      </w:r>
+    </w:p>
+    <w:p>
+      <w:r>
+        <w:t xml:space="preserve">Purpose: How has work felt lately? Surface the emotions behind it, then decide what to act on.</w:t>
+      </w:r>
+    </w:p>
+    <w:p>
+      <w:r>
+        <w:t xml:space="preserve">Layout: a wide landscape board (about 16:11). Make one frame per section below, placed as described. In each frame, add the section name as a heading, then its content as short text labels or empty fields to fill in. Leave space in each frame for sticky notes. Use the header colour given. Keep the wording as written and don't add extra content.</w:t>
+      </w:r>
+    </w:p>
+    <w:p>
+      <w:r>
+        <w:t xml:space="preserve">Key: Yellow Sticky = What Happened · Green Sticky = Idea / Action · Dot = Vote (3 per person)</w:t>
+      </w:r>
+    </w:p>
+    <w:p>
+      <w:r>
+        <w:t xml:space="preserve">Sections:</w:t>
+      </w:r>
+    </w:p>
+    <w:p>
+      <w:r>
+        <w:t xml:space="preserve">1. Mad: middle left, about 35% wide and 75% tall.</w:t>
+      </w:r>
+    </w:p>
+    <w:p>
+      <w:r>
+        <w:t xml:space="preserve">   Content: What frustrated us? · Blockers and recurring problems · Things outside our control · Moments we felt stuck</w:t>
+      </w:r>
+    </w:p>
+    <w:p>
+      <w:r>
+        <w:t xml:space="preserve">2. Sad: middle centre, about 35% wide and 75% tall.</w:t>
+      </w:r>
+    </w:p>
+    <w:p>
+      <w:r>
+        <w:t xml:space="preserve">   Content: What disappointed us? · Things that didn't go to plan · Missed opportunities · Unmet expectations</w:t>
+      </w:r>
+    </w:p>
+    <w:p>
+      <w:r>
+        <w:t xml:space="preserve">3. Glad: middle right, about 35% wide and 75% tall.</w:t>
+      </w:r>
+    </w:p>
+    <w:p>
+      <w:r>
+        <w:t xml:space="preserve">   Content: What made us happy? · Wins and achievements · People who helped us · Moments we were proud of</w:t>
+      </w:r>
+    </w:p>
+    <w:p>
+      <w:r>
+        <w:t xml:space="preserve">Also on the board: sprint, month, quarter… · ACTIONS WE'LL TAKE INTO OUR NEXT · Action #1 · Action #2 · Action #3 · Owner: (×3) · Done when: (×3)</w:t>
+      </w:r>
+    </w:p>
+    <w:p>
+      <w:r>
+        <w:t xml:space="preserve">Footer questions: “What's behind the strongest feelings on this board?” “What would turn one ‘mad’ into a ‘glad’ next time?”</w:t>
+      </w:r>
+    </w:p>
+    <w:p>
+      <w:r>
+        <w:t xml:space="preserve">Original board for reference: https://eparker71.github.io/agile-ways-of-working/retro-board-mad-sad-glad.html</w:t>
       </w:r>
     </w:p>
     <w:p>

--- a/facilitator-guide-retro-mad-sad-glad.docx
+++ b/facilitator-guide-retro-mad-sad-glad.docx
@@ -277,6 +277,18 @@
         </w:numPr>
       </w:pPr>
       <w:r>
+        <w:t xml:space="preserve">Prepare the safety check: blank stickies for anonymous 1–5 votes, or four ESVP labels (Explorer, Shopper, Vacationer, Prisoner)</w:t>
+      </w:r>
+    </w:p>
+    <w:p>
+      <w:pPr>
+        <w:pStyle w:val="ListBullet"/>
+        <w:numPr>
+          <w:ilvl w:val="0"/>
+          <w:numId w:val="1"/>
+        </w:numPr>
+      </w:pPr>
+      <w:r>
         <w:t xml:space="preserve">Think about safety: is this the right format right now? Is anyone likely to feel exposed?</w:t>
       </w:r>
     </w:p>
@@ -397,7 +409,7 @@
           </w:tcPr>
           <w:p>
             <w:r>
-              <w:t xml:space="preserve">Read the Prime Directive (“everyone did the best job they could…”). Review last time's actions and any experiment results.</w:t>
+              <w:t xml:space="preserve">Read Norm Kerth's Prime Directive (“everyone did the best job they could…”). Run a quick anonymous safety check: a 1–5 vote, or Explorer / Shopper / Vacationer / Prisoner. If it's low, talk about that first. Then review last time's actions.</w:t>
             </w:r>
           </w:p>
         </w:tc>

--- a/facilitator-guide-retro-mad-sad-glad.docx
+++ b/facilitator-guide-retro-mad-sad-glad.docx
@@ -205,7 +205,7 @@
         </w:numPr>
       </w:pPr>
       <w:r>
-        <w:t xml:space="preserve">Print the board at A3, or load the SVG into Miro / Mural / FigJam. Write the period on the actions strip (sprint, month or quarter); allow about 60 min for a sprint and 2 h for a quarter</w:t>
+        <w:t xml:space="preserve">Print the board at A3 or 11×17, or load the SVG into Miro / Mural / FigJam. Write the period on the actions strip (sprint, month or quarter); allow about 60 min for a sprint and 2 h for a quarter</w:t>
       </w:r>
     </w:p>
     <w:p>
